--- a/content/member-assets/airbnb-photo-refresh-service/photo-improvement-prompt-pack.docx
+++ b/content/member-assets/airbnb-photo-refresh-service/photo-improvement-prompt-pack.docx
@@ -759,7 +759,7 @@
               <w:pStyle w:val="TableCell"/>
             </w:pPr>
             <w:r>
-              <w:t xml:space="preserve">How to use these prompts — Use only host-owned, host-approved, or public listing photos for private sample concepts…</w:t>
+              <w:t xml:space="preserve">How to use these prompts - Use only host-owned, host-approved, or public listing photos for private sample concepts…</w:t>
             </w:r>
           </w:p>
         </w:tc>
@@ -801,7 +801,7 @@
               <w:pStyle w:val="TableCell"/>
             </w:pPr>
             <w:r>
-              <w:t xml:space="preserve">Photo audit prompts — Act as a short-term-rental photo merchandising reviewer. Review these listing photos…</w:t>
+              <w:t xml:space="preserve">Photo audit prompts - Act as a short-term-rental photo merchandising reviewer. Review these listing photos…</w:t>
             </w:r>
           </w:p>
         </w:tc>
@@ -845,7 +845,7 @@
               <w:pStyle w:val="TableCell"/>
             </w:pPr>
             <w:r>
-              <w:t xml:space="preserve">Universal image improvement prompt — Edit this [room] short-stay listing photo for [platform/use]. Preserve the exact property…</w:t>
+              <w:t xml:space="preserve">Universal image improvement prompt - Edit this [room] short-stay listing photo for [platform/use]. Preserve the exact property…</w:t>
             </w:r>
           </w:p>
         </w:tc>
@@ -887,7 +887,7 @@
               <w:pStyle w:val="TableCell"/>
             </w:pPr>
             <w:r>
-              <w:t xml:space="preserve">Living area prompts — Create a warm lifestyle version of this living room with [one/two] realistic adult guests…</w:t>
+              <w:t xml:space="preserve">Living area prompts - Create a warm lifestyle version of this living room with [one/two] realistic adult guests…</w:t>
             </w:r>
           </w:p>
         </w:tc>
@@ -931,7 +931,7 @@
               <w:pStyle w:val="TableCell"/>
             </w:pPr>
             <w:r>
-              <w:t xml:space="preserve">Bedroom prompts — Refresh this bedroom listing photo for higher booking appeal. Preserve bed size, layout…</w:t>
+              <w:t xml:space="preserve">Bedroom prompts - Refresh this bedroom listing photo for higher booking appeal. Preserve bed size, layout…</w:t>
             </w:r>
           </w:p>
         </w:tc>
@@ -973,7 +973,7 @@
               <w:pStyle w:val="TableCell"/>
             </w:pPr>
             <w:r>
-              <w:t xml:space="preserve">Kitchen and dining prompts — Enhance this kitchen photo while preserving cabinet layout, appliances, benchtop size, sink…</w:t>
+              <w:t xml:space="preserve">Kitchen and dining prompts - Enhance this kitchen photo while preserving cabinet layout, appliances, benchtop size, sink…</w:t>
             </w:r>
           </w:p>
         </w:tc>
@@ -1017,7 +1017,7 @@
               <w:pStyle w:val="TableCell"/>
             </w:pPr>
             <w:r>
-              <w:t xml:space="preserve">Outdoor and balcony prompts — Improve this balcony/patio listing photo at [golden hour / morning / blue hour]. Preserve…</w:t>
+              <w:t xml:space="preserve">Outdoor and balcony prompts - Improve this balcony/patio listing photo at [golden hour / morning / blue hour]. Preserve…</w:t>
             </w:r>
           </w:p>
         </w:tc>
@@ -1059,7 +1059,7 @@
               <w:pStyle w:val="TableCell"/>
             </w:pPr>
             <w:r>
-              <w:t xml:space="preserve">Bathroom and detail prompts — Refresh this bathroom image while preserving tile, vanity, mirror, shower, toilet…</w:t>
+              <w:t xml:space="preserve">Bathroom and detail prompts - Refresh this bathroom image while preserving tile, vanity, mirror, shower, toilet…</w:t>
             </w:r>
           </w:p>
         </w:tc>
@@ -1103,7 +1103,7 @@
               <w:pStyle w:val="TableCell"/>
             </w:pPr>
             <w:r>
-              <w:t xml:space="preserve">Lifestyle model insertion prompts — Add [one adult / two adults] into this photo as realistic guests enjoying the real space…</w:t>
+              <w:t xml:space="preserve">Lifestyle model insertion prompts - Add [one adult / two adults] into this photo as realistic guests enjoying the real space…</w:t>
             </w:r>
           </w:p>
         </w:tc>
@@ -1145,7 +1145,7 @@
               <w:pStyle w:val="TableCell"/>
             </w:pPr>
             <w:r>
-              <w:t xml:space="preserve">Negative prompts and guardrails — Negative prompt: no architecture changes, no extra windows, no fake view, no additional…</w:t>
+              <w:t xml:space="preserve">Negative prompts and guardrails - Negative prompt: no architecture changes, no extra windows, no fake view, no additional…</w:t>
             </w:r>
           </w:p>
         </w:tc>
@@ -1189,7 +1189,7 @@
               <w:pStyle w:val="TableCell"/>
             </w:pPr>
             <w:r>
-              <w:t xml:space="preserve">Before/after sample prompts — Create one sales sample from this public listing photo. Goal: show the host a tasteful…</w:t>
+              <w:t xml:space="preserve">Before/after sample prompts - Create one sales sample from this public listing photo. Goal: show the host a tasteful…</w:t>
             </w:r>
           </w:p>
         </w:tc>
@@ -1231,7 +1231,7 @@
               <w:pStyle w:val="TableCell"/>
             </w:pPr>
             <w:r>
-              <w:t xml:space="preserve">QA prompts — QA this edited listing photo against the original. Check property accuracy, model realism…</w:t>
+              <w:t xml:space="preserve">QA prompts - QA this edited listing photo against the original. Check property accuracy, model realism…</w:t>
             </w:r>
           </w:p>
         </w:tc>
@@ -1275,7 +1275,7 @@
               <w:pStyle w:val="TableCell"/>
             </w:pPr>
             <w:r>
-              <w:t xml:space="preserve">Sales and delivery prompts — Write a host outreach email offering a one-photo before/after sample. Mention the specific…</w:t>
+              <w:t xml:space="preserve">Sales and delivery prompts - Write a host outreach email offering a one-photo before/after sample. Mention the specific…</w:t>
             </w:r>
           </w:p>
         </w:tc>
@@ -1317,7 +1317,7 @@
               <w:pStyle w:val="TableCell"/>
             </w:pPr>
             <w:r>
-              <w:t xml:space="preserve">Prompt quality rules — Always paste real context before asking for output.</w:t>
+              <w:t xml:space="preserve">Prompt quality rules - Always paste real context before asking for output.</w:t>
             </w:r>
           </w:p>
         </w:tc>
@@ -1361,7 +1361,7 @@
               <w:pStyle w:val="TableCell"/>
             </w:pPr>
             <w:r>
-              <w:t xml:space="preserve">Final QA prompt — Review this client-facing output before I send it: [paste output]. Check for unsupported…</w:t>
+              <w:t xml:space="preserve">Final QA prompt - Review this client-facing output before I send it: [paste output]. Check for unsupported…</w:t>
             </w:r>
           </w:p>
         </w:tc>
@@ -1403,7 +1403,7 @@
               <w:pStyle w:val="TableCell"/>
             </w:pPr>
             <w:r>
-              <w:t xml:space="preserve">Buyer-ready deliverable standard — This asset is for short-term rental hosts; remove generic language before sending it to a…</w:t>
+              <w:t xml:space="preserve">Buyer-ready deliverable standard - This asset is for short-term rental hosts; remove generic language before sending it to a…</w:t>
             </w:r>
           </w:p>
         </w:tc>
@@ -1447,7 +1447,7 @@
               <w:pStyle w:val="TableCell"/>
             </w:pPr>
             <w:r>
-              <w:t xml:space="preserve">Inputs to collect before delivery — Business name, owner or approver, preferred contact channel, and deadline.</w:t>
+              <w:t xml:space="preserve">Inputs to collect before delivery - Business name, owner or approver, preferred contact channel, and deadline.</w:t>
             </w:r>
           </w:p>
         </w:tc>
@@ -1489,7 +1489,7 @@
               <w:pStyle w:val="TableCell"/>
             </w:pPr>
             <w:r>
-              <w:t xml:space="preserve">Evidence capture for renewal or case study — Save the before state with dated screenshots or source files.</w:t>
+              <w:t xml:space="preserve">Evidence capture for renewal or case study - Save the before state with dated screenshots or source files.</w:t>
             </w:r>
           </w:p>
         </w:tc>
@@ -1533,7 +1533,7 @@
               <w:pStyle w:val="TableCell"/>
             </w:pPr>
             <w:r>
-              <w:t xml:space="preserve">Client handoff message — Here is the finished photo improvement prompt pack for [business]. I included the working…</w:t>
+              <w:t xml:space="preserve">Client handoff message - Here is the finished photo improvement prompt pack for [business]. I included the working…</w:t>
             </w:r>
           </w:p>
         </w:tc>
@@ -1575,7 +1575,7 @@
               <w:pStyle w:val="TableCell"/>
             </w:pPr>
             <w:r>
-              <w:t xml:space="preserve">Pricing and scope guardrails — Starter scope: one focused deliverable, one input list, one approval round, final export.</w:t>
+              <w:t xml:space="preserve">Pricing and scope guardrails - Starter scope: one focused deliverable, one input list, one approval round, final export.</w:t>
             </w:r>
           </w:p>
         </w:tc>
@@ -1619,7 +1619,7 @@
               <w:pStyle w:val="TableCell"/>
             </w:pPr>
             <w:r>
-              <w:t xml:space="preserve">Final QA before sending — All bracketed placeholders are replaced or intentionally marked for buyer approval.</w:t>
+              <w:t xml:space="preserve">Final QA before sending - All bracketed placeholders are replaced or intentionally marked for buyer approval.</w:t>
             </w:r>
           </w:p>
         </w:tc>
@@ -3035,7 +3035,7 @@
     <w:lvl w:ilvl="0">
       <w:start w:val="1"/>
       <w:numFmt w:val="bullet"/>
-      <w:lvlText w:val="–"/>
+      <w:lvlText w:val="-"/>
       <w:pPr>
         <w:ind w:left="540" w:hanging="220"/>
       </w:pPr>
